--- a/backend/outputs/50693908/50693908_488709_2. Constancias de Habilidades DC-3 2026 COMBINADA.docx
+++ b/backend/outputs/50693908/50693908_488709_2. Constancias de Habilidades DC-3 2026 COMBINADA.docx
@@ -2612,7 +2612,7 @@
           <w:szCs w:val="24"/>
           <w:lang w:val="es-MX"/>
         </w:rPr>
-        <w:t xml:space="preserve">Ejecutivo Villalobos</w:t>
+        <w:t xml:space="preserve">Moises Tonatiuh Ramirez Villalobos</w:t>
       </w:r>
     </w:p>
     <w:p>
